--- a/report/video_demo_transcript.docx
+++ b/report/video_demo_transcript.docx
@@ -42,7 +42,7 @@
         <w:pStyle w:val="Heading2"/>
       </w:pPr>
       <w:r>
-        <w:t xml:space="preserve">[0:00 - 1:00] Introduction &amp; Preprocessing — Arnav Jain</w:t>
+        <w:t xml:space="preserve">0:00 - 1:00 Introduction &amp; Preprocessing — Arnav Jain</w:t>
       </w:r>
     </w:p>
     <w:p>
@@ -169,7 +169,7 @@
         <w:pStyle w:val="Heading2"/>
       </w:pPr>
       <w:r>
-        <w:t xml:space="preserve">[1:00 - 2:15] Task Set A — Temporal Trends — Arnav Jain</w:t>
+        <w:t xml:space="preserve">1:00 - 2:15 Task Set A — Temporal Trends — Arnav Jain</w:t>
       </w:r>
     </w:p>
     <w:p>
@@ -189,7 +189,7 @@
         <w:pStyle w:val="BodyText"/>
       </w:pPr>
       <w:r>
-        <w:t xml:space="preserve">“Starting with time. Here’s our stacked area chart of events by type, smoothed over five years [Figure 1]. Recorded events go from single digits a year before 1970 to over three hundred a year by the mid-2000s — more than a thirty-fold increase — and it’s floods and storms driving almost all of that growth, not earthquakes or volcanic activity.</w:t>
+        <w:t xml:space="preserve">“Starting with time. Here’s our stacked area chart of events by type, smoothed over five years (Figure 1). Recorded events go from single digits a year before 1970 to over three hundred a year by the mid-2000s — more than a thirty-fold increase — and it’s floods and storms driving almost all of that growth, not earthquakes or volcanic activity.</w:t>
       </w:r>
     </w:p>
     <w:p>
@@ -197,7 +197,7 @@
         <w:pStyle w:val="BodyText"/>
       </w:pPr>
       <w:r>
-        <w:t xml:space="preserve">That raises the obvious question: is this real, or just better reporting? We used earthquakes as a control, since a magnitude-6 earthquake is hard to miss even with 1950s infrastructure. Here’s the annualized comparison [Figure 4]: floods rise nearly eighteen-fold after 1980, storms about nine-fold, but earthquakes only rise about four-fold. That gap tells us two things are happening at once — a general reporting-infrastructure improvement affecting every category equally, roughly that four-fold earthquake baseline, and then a real, additional rise in flood and storm frequency on top of that.</w:t>
+        <w:t xml:space="preserve">That raises the obvious question: is this real, or just better reporting? We used earthquakes as a control, since a magnitude-6 earthquake is hard to miss even with 1950s infrastructure. Here’s the annualized comparison (Figure 4): floods rise nearly eighteen-fold after 1980, storms about nine-fold, but earthquakes only rise about four-fold. That gap tells us two things are happening at once — a general reporting-infrastructure improvement affecting every category equally, roughly that four-fold earthquake baseline, and then a real, additional rise in flood and storm frequency on top of that.</w:t>
       </w:r>
     </w:p>
     <w:p>
@@ -205,7 +205,7 @@
         <w:pStyle w:val="BodyText"/>
       </w:pPr>
       <w:r>
-        <w:t xml:space="preserve">One more figure I’ll highlight: this heatmap of decade versus disaster type [Figure 2] shows floods have the steepest decade-over-decade growth of anything in the dataset, which lines up with everything else we found.”</w:t>
+        <w:t xml:space="preserve">One more figure I’ll highlight: this heatmap of decade versus disaster type (Figure 2) shows floods have the steepest decade-over-decade growth of anything in the dataset, which lines up with everything else we found.”</w:t>
       </w:r>
     </w:p>
     <w:p>
@@ -222,7 +222,7 @@
         <w:pStyle w:val="Heading2"/>
       </w:pPr>
       <w:r>
-        <w:t xml:space="preserve">[2:15 - 3:30] Task Set B — Geographic Distribution — Kalpit Phogat</w:t>
+        <w:t xml:space="preserve">2:15 - 3:30 Task Set B — Geographic Distribution — Kalpit Phogat</w:t>
       </w:r>
     </w:p>
     <w:p>
@@ -230,7 +230,7 @@
         <w:pStyle w:val="FirstParagraph"/>
       </w:pPr>
       <w:r>
-        <w:t xml:space="preserve">“Thanks, Arnav. If disasters are rising, the next question is: where? This heatmap [Figure 16] shows our top fifteen countries by event count, broken down by disaster type. The United States is storm-dominated, China and India are flood-dominated, and the Philippines shows a mix of storms, floods, and earthquakes — no two countries look alike.</w:t>
+        <w:t xml:space="preserve">“Thanks, Arnav. If disasters are rising, the next question is: where? This heatmap (Figure 16) shows our top fifteen countries by event count, broken down by disaster type. The United States is storm-dominated, China and India are flood-dominated, and the Philippines shows a mix of storms, floods, and earthquakes — no two countries look alike.</w:t>
       </w:r>
     </w:p>
     <w:p>
@@ -238,7 +238,7 @@
         <w:pStyle w:val="BodyText"/>
       </w:pPr>
       <w:r>
-        <w:t xml:space="preserve">But raw event counts can be misleading. This normalized view [Figure 17] shows the</w:t>
+        <w:t xml:space="preserve">But raw event counts can be misleading. This normalized view (Figure 17) shows the</w:t>
       </w:r>
       <w:r>
         <w:t xml:space="preserve"> </w:t>
@@ -262,7 +262,7 @@
         <w:pStyle w:val="BodyText"/>
       </w:pPr>
       <w:r>
-        <w:t xml:space="preserve">The figure I find most interesting is this slopegraph [Figure 21], comparing each country’s rank before and after 1980. Vietnam jumps from rank thirty-nine before 1980 to rank eight after — a nearly twenty-fold increase in events — and Thailand and Malaysia show similarly dramatic jumps. This tells us the</w:t>
+        <w:t xml:space="preserve">The figure I find most interesting is this slopegraph (Figure 21), comparing each country’s rank before and after 1980. Vietnam jumps from rank thirty-nine before 1980 to rank eight after — a nearly twenty-fold increase in events — and Thailand and Malaysia show similarly dramatic jumps. This tells us the</w:t>
       </w:r>
       <w:r>
         <w:t xml:space="preserve"> </w:t>
@@ -291,7 +291,7 @@
         <w:pStyle w:val="Heading2"/>
       </w:pPr>
       <w:r>
-        <w:t xml:space="preserve">[3:30 - 4:45] Task Set C — Impact Severity — Lakshya Jain</w:t>
+        <w:t xml:space="preserve">3:30 - 4:45 Task Set C — Impact Severity — Lakshya Jain</w:t>
       </w:r>
     </w:p>
     <w:p>
@@ -307,7 +307,7 @@
         <w:pStyle w:val="BodyText"/>
       </w:pPr>
       <w:r>
-        <w:t xml:space="preserve">Here’s cumulative deaths by disaster type [Figure 32]. Drought is the deadliest category by far — about eleven point seven million deaths — even though it has one of the</w:t>
+        <w:t xml:space="preserve">Here’s cumulative deaths by disaster type (Figure 32). Drought is the deadliest category by far — about eleven point seven million deaths — even though it has one of the</w:t>
       </w:r>
       <w:r>
         <w:t xml:space="preserve"> </w:t>
@@ -335,7 +335,7 @@
         <w:t xml:space="preserve"> </w:t>
       </w:r>
       <w:r>
-        <w:t xml:space="preserve">about seven million deaths. When we compute deaths per event [Figure 36], drought comes out to roughly fourteen thousand six hundred deaths per event, versus about three hundred for storms — a forty-eight-fold difference.</w:t>
+        <w:t xml:space="preserve">about seven million deaths. When we compute deaths per event (Figure 36), drought comes out to roughly fourteen thousand six hundred deaths per event, versus about three hundred for storms — a forty-eight-fold difference.</w:t>
       </w:r>
     </w:p>
     <w:p>
@@ -343,7 +343,7 @@
         <w:pStyle w:val="BodyText"/>
       </w:pPr>
       <w:r>
-        <w:t xml:space="preserve">Our correlation matrix [Figure 35] makes this precise: the correlation between event count and deaths is essentially zero, while damage correlates moderately with event count. So frequency predicts economic cost reasonably well, but it tells you almost nothing about death toll — that’s governed by disaster type.</w:t>
+        <w:t xml:space="preserve">Our correlation matrix (Figure 35) makes this precise: the correlation between event count and deaths is essentially zero, while damage correlates moderately with event count. So frequency predicts economic cost reasonably well, but it tells you almost nothing about death toll — that’s governed by disaster type.</w:t>
       </w:r>
     </w:p>
     <w:p>
@@ -351,7 +351,7 @@
         <w:pStyle w:val="BodyText"/>
       </w:pPr>
       <w:r>
-        <w:t xml:space="preserve">Finally, this dual-axis chart [Figure 33] shows CPI-adjusted damage climbing to over two trillion dollars a decade by the 2010s, while deaths spike in individual bad years rather than climbing steadily — suggesting our early-warning systems have gotten better at saving lives even as our economic exposure keeps growing.”</w:t>
+        <w:t xml:space="preserve">Finally, this dual-axis chart (Figure 33) shows CPI-adjusted damage climbing to over two trillion dollars a decade by the 2010s, while deaths spike in individual bad years rather than climbing steadily — suggesting our early-warning systems have gotten better at saving lives even as our economic exposure keeps growing.”</w:t>
       </w:r>
     </w:p>
     <w:p>
@@ -368,7 +368,7 @@
         <w:pStyle w:val="Heading2"/>
       </w:pPr>
       <w:r>
-        <w:t xml:space="preserve">[4:45 - 5:00] Closing — Arnav Jain</w:t>
+        <w:t xml:space="preserve">4:45 - 5:00 Closing — Arnav Jain</w:t>
       </w:r>
     </w:p>
     <w:p>
@@ -413,7 +413,7 @@
         <w:t xml:space="preserve"> </w:t>
       </w:r>
       <w:r>
-        <w:t xml:space="preserve">- Screen-share the corresponding Tableau sheet or the report’s figure while narrating each bracketed [Figure N] reference.</w:t>
+        <w:t xml:space="preserve">- Screen-share the corresponding Tableau sheet or the report’s figure while narrating each Figure N reference.</w:t>
       </w:r>
     </w:p>
     <w:bookmarkEnd w:id="13"/>
